--- a/cv/Curriculo_Joao_Pedro_Full_Stack_EN.docx
+++ b/cv/Curriculo_Joao_Pedro_Full_Stack_EN.docx
@@ -83,7 +83,7 @@
         <w:t xml:space="preserve">Full Stack Software Engineer with </w:t>
       </w:r>
       <w:r>
-        <w:t>4</w:t>
+        <w:t>3</w:t>
       </w:r>
       <w:r>
         <w:t xml:space="preserve">+ years of professional experience in technology, specialized in web, mobile and backend systems with Java (Spring Boot), React, TypeScript, Node.js, Python and SQL. Experience in the financial, public and technology sectors, working with REST APIs, process automation, artificial intelligence and Cloud infrastructure. Adaptable and analytical, focused on problem solving and continuous improvement.</w:t>

--- a/cv/Curriculo_Joao_Pedro_Full_Stack_EN.docx
+++ b/cv/Curriculo_Joao_Pedro_Full_Stack_EN.docx
@@ -102,7 +102,7 @@
         <w:pStyle w:val="Role"/>
       </w:pPr>
       <w:r>
-        <w:t xml:space="preserve">Full Stack Developer – Inovatec-JP</w:t>
+        <w:t xml:space="preserve">Full Stack Software Engineer · Inovatec-JP</w:t>
       </w:r>
       <w:r>
         <w:rPr>
@@ -162,7 +162,7 @@
         <w:pStyle w:val="Role"/>
       </w:pPr>
       <w:r>
-        <w:t xml:space="preserve">Full Stack Developer – Ouse Passar</w:t>
+        <w:t xml:space="preserve">Software Engineer · Ouse Passar</w:t>
       </w:r>
       <w:r>
         <w:rPr>
@@ -225,7 +225,7 @@
         <w:pStyle w:val="Role"/>
       </w:pPr>
       <w:r>
-        <w:t xml:space="preserve">Software Development Intern – Sicredi </w:t>
+        <w:t xml:space="preserve">Software Development Intern · Sicredi </w:t>
       </w:r>
       <w:r>
         <w:t>Evolução</w:t>
@@ -295,7 +295,7 @@
         <w:pStyle w:val="Role"/>
       </w:pPr>
       <w:r>
-        <w:t xml:space="preserve">IT Support Technician – Sicredi Evolução</w:t>
+        <w:t xml:space="preserve">IT Support Technician · Sicredi Evolução</w:t>
       </w:r>
       <w:r>
         <w:rPr>
@@ -325,7 +325,7 @@
         <w:pStyle w:val="Role"/>
       </w:pPr>
       <w:r>
-        <w:t xml:space="preserve">Software Developer – Dev </w:t>
+        <w:t xml:space="preserve">Software Developer · Dev </w:t>
       </w:r>
       <w:r>
         <w:t xml:space="preserve">Dynamos </w:t>
@@ -373,7 +373,7 @@
         <w:pStyle w:val="Role"/>
       </w:pPr>
       <w:r>
-        <w:t xml:space="preserve">Shark Smokehouse – E-commerce + Lounge</w:t>
+        <w:t xml:space="preserve">Shark Smokehouse · E-commerce + Lounge</w:t>
       </w:r>
       <w:r>
         <w:rPr>
@@ -403,7 +403,7 @@
         <w:pStyle w:val="Role"/>
       </w:pPr>
       <w:r>
-        <w:t xml:space="preserve">Código da Vida – iOS / Android / Web App</w:t>
+        <w:t xml:space="preserve">Código da Vida · iOS / Android / Web App</w:t>
       </w:r>
       <w:r>
         <w:rPr>
@@ -433,7 +433,7 @@
         <w:pStyle w:val="Role"/>
       </w:pPr>
       <w:r>
-        <w:t xml:space="preserve">Ouse Passar – Education platform</w:t>
+        <w:t xml:space="preserve">Ouse Passar · Education platform</w:t>
       </w:r>
       <w:r>
         <w:rPr>
@@ -544,7 +544,7 @@
         <w:t xml:space="preserve">Master’s Degree in Business Process Management and Technologies</w:t>
       </w:r>
       <w:r>
-        <w:t xml:space="preserve"> – University of Granada | 2026–2027</w:t>
+        <w:t xml:space="preserve"> — University of Granada | 2026–2027</w:t>
       </w:r>
     </w:p>
     <w:p>
@@ -556,7 +556,7 @@
         <w:t xml:space="preserve">Bachelor’s Degree in Computer Science</w:t>
       </w:r>
       <w:r>
-        <w:t xml:space="preserve"> – Centro Universitário UNIPÊ, Brazil | 2025</w:t>
+        <w:t xml:space="preserve"> — Centro Universitário UNIPÊ, Brazil | 2025</w:t>
       </w:r>
     </w:p>
     <w:p>
@@ -569,7 +569,7 @@
     </w:p>
     <w:p>
       <w:r>
-        <w:t xml:space="preserve">1.Complete Java: Object-Oriented Programming and Projects – Udemy  </w:t>
+        <w:t xml:space="preserve">1.Complete Java: Object-Oriented Programming and Projects — Udemy  </w:t>
       </w:r>
     </w:p>
     <w:p>
